--- a/policies/build/masters/ROM.3_v2_master.docx
+++ b/policies/build/masters/ROM.3_v2_master.docx
@@ -11,40 +11,25 @@
         <w:rPr>
           <w:b/>
           <w:bCs/>
+          <w:sz w:val="28"/>
+          <w:szCs w:val="28"/>
+        </w:rPr>
+        <w:t>Policy on Strategic Plans, Operational Plans, Committees, Service Standards and Staff Rights</w:t>
+      </w:r>
+    </w:p>
+    <w:p>
+      <w:pPr>
+        <w:spacing w:after="60"/>
+        <w:jc w:val="center"/>
+      </w:pPr>
+      <w:r>
+        <w:rPr>
+          <w:b/>
+          <w:bCs/>
           <w:sz w:val="32"/>
           <w:szCs w:val="32"/>
         </w:rPr>
         <w:t xml:space="preserve">«Hospital Name»</w:t>
-      </w:r>
-    </w:p>
-    <w:p>
-      <w:pPr>
-        <w:spacing w:after="60"/>
-        <w:jc w:val="center"/>
-      </w:pPr>
-      <w:r>
-        <w:rPr>
-          <w:b/>
-          <w:bCs/>
-          <w:sz w:val="28"/>
-          <w:szCs w:val="28"/>
-        </w:rPr>
-        <w:t xml:space="preserve">Strategic Plans, Operational Plans, Committees, Service Standards and Staff Rights</w:t>
-      </w:r>
-    </w:p>
-    <w:p>
-      <w:pPr>
-        <w:spacing w:after="240"/>
-        <w:jc w:val="center"/>
-      </w:pPr>
-      <w:r>
-        <w:rPr>
-          <w:i/>
-          <w:iCs/>
-          <w:sz w:val="20"/>
-          <w:szCs w:val="20"/>
-        </w:rPr>
-        <w:t xml:space="preserve">Plans, budgets, committees, service standards and staff rights.</w:t>
       </w:r>
     </w:p>
     <w:p>
@@ -2431,155 +2416,6 @@
         <w:t xml:space="preserve">The Nursing Superintendent holds signed acknowledgements with the induction record.</w:t>
       </w:r>
     </w:p>
-    <w:p>
-      <w:pPr>
-        <w:pStyle w:val="Heading1"/>
-        <w:spacing w:after="120" w:before="280"/>
-      </w:pPr>
-      <w:r>
-        <w:t xml:space="preserve">9. References</w:t>
-      </w:r>
-    </w:p>
-    <w:p>
-      <w:pPr>
-        <w:pStyle w:val="ListParagraph"/>
-        <w:numPr>
-          <w:ilvl w:val="0"/>
-          <w:numId w:val="1"/>
-        </w:numPr>
-        <w:spacing w:after="60"/>
-      </w:pPr>
-      <w:r>
-        <w:rPr>
-          <w:sz w:val="22"/>
-          <w:szCs w:val="22"/>
-        </w:rPr>
-        <w:t xml:space="preserve">National Accreditation Board for Hospitals and Healthcare Providers (NABH), Standards for Small Healthcare Organisations, 3rd Edition — Responsibilities of Management chapter, standard ROM.3.</w:t>
-      </w:r>
-    </w:p>
-    <w:p>
-      <w:pPr>
-        <w:pStyle w:val="ListParagraph"/>
-        <w:numPr>
-          <w:ilvl w:val="0"/>
-          <w:numId w:val="1"/>
-        </w:numPr>
-        <w:spacing w:after="60"/>
-      </w:pPr>
-      <w:r>
-        <w:rPr>
-          <w:sz w:val="22"/>
-          <w:szCs w:val="22"/>
-        </w:rPr>
-        <w:t xml:space="preserve">Internal documents of «Hospital Name»: strategic plan; operational plan; annual budget; committee terms of reference and review records; service-standard register; staff rights and responsibilities statement.</w:t>
-      </w:r>
-    </w:p>
-    <w:p>
-      <w:pPr>
-        <w:pStyle w:val="Heading1"/>
-        <w:spacing w:after="120" w:before="280"/>
-      </w:pPr>
-      <w:r>
-        <w:t xml:space="preserve">10. Distribution</w:t>
-      </w:r>
-    </w:p>
-    <w:p>
-      <w:pPr>
-        <w:spacing w:after="140"/>
-      </w:pPr>
-      <w:r>
-        <w:rPr>
-          <w:sz w:val="22"/>
-          <w:szCs w:val="22"/>
-        </w:rPr>
-        <w:t xml:space="preserve">Official master copy: office of the Medical Superintendent, «Hospital Name», with the Quality Coordinator.</w:t>
-      </w:r>
-    </w:p>
-    <w:p>
-      <w:pPr>
-        <w:spacing w:after="140"/>
-      </w:pPr>
-      <w:r>
-        <w:rPr>
-          <w:sz w:val="22"/>
-          <w:szCs w:val="22"/>
-        </w:rPr>
-        <w:t xml:space="preserve">Copies issued to: governing body members; department and service heads; committee chairpersons; nursing administration; quality office.</w:t>
-      </w:r>
-    </w:p>
-    <w:p>
-      <w:pPr>
-        <w:spacing w:after="140"/>
-      </w:pPr>
-      <w:r>
-        <w:rPr>
-          <w:sz w:val="22"/>
-          <w:szCs w:val="22"/>
-        </w:rPr>
-        <w:t xml:space="preserve">The current version is available to all staff at the «front-office policy file» and, if the hospital keeps an intranet, at «staff intranet / policies».</w:t>
-      </w:r>
-    </w:p>
-    <w:p>
-      <w:pPr>
-        <w:spacing w:after="140"/>
-      </w:pPr>
-      <w:r>
-        <w:rPr>
-          <w:sz w:val="22"/>
-          <w:szCs w:val="22"/>
-        </w:rPr>
-        <w:t xml:space="preserve">When a new version is issued, take old copies out of use.</w:t>
-      </w:r>
-    </w:p>
-    <w:p>
-      <w:pPr>
-        <w:pStyle w:val="Heading1"/>
-        <w:spacing w:after="120" w:before="280"/>
-      </w:pPr>
-      <w:r>
-        <w:t xml:space="preserve">11. Abbreviations</w:t>
-      </w:r>
-    </w:p>
-    <w:p>
-      <w:pPr>
-        <w:spacing w:after="140"/>
-      </w:pPr>
-      <w:r>
-        <w:rPr>
-          <w:sz w:val="22"/>
-          <w:szCs w:val="22"/>
-        </w:rPr>
-        <w:t xml:space="preserve">CAPA — corrective and preventive action
-HRM — Human Resource Management (NABH SHCO chapter 8)
-NABH — National Accreditation Board for Hospitals and Healthcare Providers
-OE — objective element
-ROM — Responsibilities of Management (NABH SHCO chapter 7)
-SHCO — Standards for Small Healthcare Organisations</w:t>
-      </w:r>
-    </w:p>
-    <w:p>
-      <w:pPr>
-        <w:pStyle w:val="Heading1"/>
-        <w:spacing w:after="120" w:before="280"/>
-      </w:pPr>
-      <w:r>
-        <w:t xml:space="preserve">12. Traceability to NABH SHCO 3rd Edition ROM.3</w:t>
-      </w:r>
-    </w:p>
-    <w:p>
-      <w:pPr>
-        <w:spacing w:after="120"/>
-      </w:pPr>
-      <w:r>
-        <w:rPr>
-          <w:i/>
-          <w:iCs/>
-          <w:sz w:val="20"/>
-          <w:szCs w:val="20"/>
-        </w:rPr>
-        <w:t xml:space="preserve">This table is an index. It is not how the policy is organised.</w:t>
-      </w:r>
-    </w:p>
     <w:tbl>
       <w:tblPr>
         <w:tblW w:type="pct" w:w="100%"/>
@@ -3149,7 +2985,90 @@
         <w:spacing w:after="120" w:before="280"/>
       </w:pPr>
       <w:r>
-        <w:t xml:space="preserve">13. Required Records / Evidence Checklist</w:t>
+        <w:t>9. Distribution</w:t>
+      </w:r>
+    </w:p>
+    <w:p>
+      <w:pPr>
+        <w:spacing w:after="140"/>
+      </w:pPr>
+      <w:r>
+        <w:rPr>
+          <w:sz w:val="22"/>
+          <w:szCs w:val="22"/>
+        </w:rPr>
+        <w:t xml:space="preserve">Official master copy: office of the Medical Superintendent, «Hospital Name», with the Quality Coordinator.</w:t>
+      </w:r>
+    </w:p>
+    <w:p>
+      <w:pPr>
+        <w:spacing w:after="140"/>
+      </w:pPr>
+      <w:r>
+        <w:rPr>
+          <w:sz w:val="22"/>
+          <w:szCs w:val="22"/>
+        </w:rPr>
+        <w:t xml:space="preserve">Copies issued to: governing body members; department and service heads; committee chairpersons; nursing administration; quality office.</w:t>
+      </w:r>
+    </w:p>
+    <w:p>
+      <w:pPr>
+        <w:spacing w:after="140"/>
+      </w:pPr>
+      <w:r>
+        <w:rPr>
+          <w:sz w:val="22"/>
+          <w:szCs w:val="22"/>
+        </w:rPr>
+        <w:t xml:space="preserve">The current version is available to all staff at the «front-office policy file» and, if the hospital keeps an intranet, at «staff intranet / policies».</w:t>
+      </w:r>
+    </w:p>
+    <w:p>
+      <w:pPr>
+        <w:spacing w:after="140"/>
+      </w:pPr>
+      <w:r>
+        <w:rPr>
+          <w:sz w:val="22"/>
+          <w:szCs w:val="22"/>
+        </w:rPr>
+        <w:t xml:space="preserve">When a new version is issued, take old copies out of use.</w:t>
+      </w:r>
+    </w:p>
+    <w:p>
+      <w:pPr>
+        <w:pStyle w:val="Heading1"/>
+        <w:spacing w:after="120" w:before="280"/>
+      </w:pPr>
+      <w:r>
+        <w:t>10. Abbreviations</w:t>
+      </w:r>
+    </w:p>
+    <w:p>
+      <w:pPr>
+        <w:spacing w:after="140"/>
+      </w:pPr>
+      <w:r>
+        <w:rPr>
+          <w:sz w:val="22"/>
+          <w:szCs w:val="22"/>
+        </w:rPr>
+        <w:t xml:space="preserve">CAPA — corrective and preventive action
+HRM — Human Resource Management (NABH SHCO chapter 8)
+NABH — National Accreditation Board for Hospitals and Healthcare Providers
+OE — objective element
+ROM — Responsibilities of Management (NABH SHCO chapter 7)
+SHCO — Standards for Small Healthcare Organisations</w:t>
+      </w:r>
+    </w:p>
+    <w:p>
+      <w:pPr>
+        <w:pStyle w:val="Heading1"/>
+        <w:spacing w:after="120" w:before="280"/>
+      </w:pPr>
+      <w:r>
+        <w:t>11. Traceability to NABH SHCO 3rd Edition ROM.3</w:t>
       </w:r>
     </w:p>
     <w:p>
@@ -3163,6 +3082,29 @@
           <w:sz w:val="20"/>
           <w:szCs w:val="20"/>
         </w:rPr>
+        <w:t xml:space="preserve">This table is an index. It is not how the policy is organised.</w:t>
+      </w:r>
+    </w:p>
+    <w:p>
+      <w:pPr>
+        <w:pStyle w:val="Heading1"/>
+        <w:spacing w:after="120" w:before="280"/>
+      </w:pPr>
+      <w:r>
+        <w:t>12. Required Records / Evidence Checklist</w:t>
+      </w:r>
+    </w:p>
+    <w:p>
+      <w:pPr>
+        <w:spacing w:after="120"/>
+      </w:pPr>
+      <w:r>
+        <w:rPr>
+          <w:i/>
+          <w:iCs/>
+          <w:sz w:val="20"/>
+          <w:szCs w:val="20"/>
+        </w:rPr>
         <w:t xml:space="preserve">Records the hospital holds under this policy, listed by objective element.</w:t>
       </w:r>
     </w:p>
@@ -3481,6 +3423,49 @@
           <w:szCs w:val="22"/>
         </w:rPr>
         <w:t xml:space="preserve">Display or availability records showing the statement is accessible.</w:t>
+      </w:r>
+    </w:p>
+    <w:p>
+      <w:pPr>
+        <w:pStyle w:val="Heading1"/>
+        <w:spacing w:after="120" w:before="280"/>
+      </w:pPr>
+      <w:r>
+        <w:t>13. References</w:t>
+      </w:r>
+    </w:p>
+    <w:p>
+      <w:pPr>
+        <w:pStyle w:val="ListParagraph"/>
+        <w:numPr>
+          <w:ilvl w:val="0"/>
+          <w:numId w:val="1"/>
+        </w:numPr>
+        <w:spacing w:after="60"/>
+      </w:pPr>
+      <w:r>
+        <w:rPr>
+          <w:sz w:val="22"/>
+          <w:szCs w:val="22"/>
+        </w:rPr>
+        <w:t xml:space="preserve">National Accreditation Board for Hospitals and Healthcare Providers (NABH), Standards for Small Healthcare Organisations, 3rd Edition — Responsibilities of Management chapter, standard ROM.3.</w:t>
+      </w:r>
+    </w:p>
+    <w:p>
+      <w:pPr>
+        <w:pStyle w:val="ListParagraph"/>
+        <w:numPr>
+          <w:ilvl w:val="0"/>
+          <w:numId w:val="1"/>
+        </w:numPr>
+        <w:spacing w:after="60"/>
+      </w:pPr>
+      <w:r>
+        <w:rPr>
+          <w:sz w:val="22"/>
+          <w:szCs w:val="22"/>
+        </w:rPr>
+        <w:t xml:space="preserve">Internal documents of «Hospital Name»: strategic plan; operational plan; annual budget; committee terms of reference and review records; service-standard register; staff rights and responsibilities statement.</w:t>
       </w:r>
     </w:p>
     <w:p>
@@ -3605,7 +3590,7 @@
         <w:sz w:val="16"/>
         <w:szCs w:val="16"/>
       </w:rPr>
-      <w:t xml:space="preserve">«Hospital Name»  |  «ROM/POL/03»  |  Controlled document  |  Strategic Plans, Operational Plans, Committees, Service Standards and Staff Rights</w:t>
+      <w:t>«Hospital Name»  |  «ROM/POL/03»  |  Controlled document  |  Policy on Strategic Plans, Operational Plans, Committees, Service Standards and Staff Rights</w:t>
     </w:r>
   </w:p>
 </w:ftr>

--- a/policies/build/masters/ROM.3_v2_master.docx
+++ b/policies/build/masters/ROM.3_v2_master.docx
@@ -2433,6 +2433,7 @@
         <w:gridCol w:w="100"/>
         <w:gridCol w:w="100"/>
         <w:gridCol w:w="100"/>
+        <w:gridCol w:w="100"/>
       </w:tblGrid>
       <w:tr>
         <w:tc>
@@ -2460,6 +2461,26 @@
         </w:tc>
         <w:tc>
           <w:tcPr>
+            <w:tcW w:type="pct" w:w="12%"/>
+            <w:tcBorders>
+              <w:top w:val="single" w:color="999999" w:sz="4"/>
+              <w:left w:val="single" w:color="999999" w:sz="4"/>
+              <w:bottom w:val="single" w:color="999999" w:sz="4"/>
+              <w:right w:val="single" w:color="999999" w:sz="4"/>
+            </w:tcBorders>
+            <w:shd w:fill="E8E8E8" w:val="clear"/>
+          </w:tcPr>
+          <w:p>
+            <w:r>
+              <w:rPr>
+                <w:b/>
+              </w:rPr>
+              <w:t>Level</w:t>
+            </w:r>
+          </w:p>
+        </w:tc>
+        <w:tc>
+          <w:tcPr>
             <w:tcW w:type="pct" w:w="32%"/>
             <w:tcBorders>
               <w:top w:val="single" w:color="999999" w:sz="4"/>
@@ -2553,6 +2574,22 @@
         </w:tc>
         <w:tc>
           <w:tcPr>
+            <w:tcW w:type="pct" w:w="12%"/>
+            <w:tcBorders>
+              <w:top w:val="single" w:color="999999" w:sz="4"/>
+              <w:left w:val="single" w:color="999999" w:sz="4"/>
+              <w:bottom w:val="single" w:color="999999" w:sz="4"/>
+              <w:right w:val="single" w:color="999999" w:sz="4"/>
+            </w:tcBorders>
+          </w:tcPr>
+          <w:p>
+            <w:r>
+              <w:t>Commitment</w:t>
+            </w:r>
+          </w:p>
+        </w:tc>
+        <w:tc>
+          <w:tcPr>
             <w:tcW w:type="pct" w:w="32%"/>
             <w:tcBorders>
               <w:top w:val="single" w:color="999999" w:sz="4"/>
@@ -2643,6 +2680,22 @@
         </w:tc>
         <w:tc>
           <w:tcPr>
+            <w:tcW w:type="pct" w:w="12%"/>
+            <w:tcBorders>
+              <w:top w:val="single" w:color="999999" w:sz="4"/>
+              <w:left w:val="single" w:color="999999" w:sz="4"/>
+              <w:bottom w:val="single" w:color="999999" w:sz="4"/>
+              <w:right w:val="single" w:color="999999" w:sz="4"/>
+            </w:tcBorders>
+          </w:tcPr>
+          <w:p>
+            <w:r>
+              <w:t>Achievement</w:t>
+            </w:r>
+          </w:p>
+        </w:tc>
+        <w:tc>
+          <w:tcPr>
             <w:tcW w:type="pct" w:w="32%"/>
             <w:tcBorders>
               <w:top w:val="single" w:color="999999" w:sz="4"/>
@@ -2733,6 +2786,22 @@
         </w:tc>
         <w:tc>
           <w:tcPr>
+            <w:tcW w:type="pct" w:w="12%"/>
+            <w:tcBorders>
+              <w:top w:val="single" w:color="999999" w:sz="4"/>
+              <w:left w:val="single" w:color="999999" w:sz="4"/>
+              <w:bottom w:val="single" w:color="999999" w:sz="4"/>
+              <w:right w:val="single" w:color="999999" w:sz="4"/>
+            </w:tcBorders>
+          </w:tcPr>
+          <w:p>
+            <w:r>
+              <w:t>Commitment</w:t>
+            </w:r>
+          </w:p>
+        </w:tc>
+        <w:tc>
+          <w:tcPr>
             <w:tcW w:type="pct" w:w="32%"/>
             <w:tcBorders>
               <w:top w:val="single" w:color="999999" w:sz="4"/>
@@ -2823,6 +2892,22 @@
         </w:tc>
         <w:tc>
           <w:tcPr>
+            <w:tcW w:type="pct" w:w="12%"/>
+            <w:tcBorders>
+              <w:top w:val="single" w:color="999999" w:sz="4"/>
+              <w:left w:val="single" w:color="999999" w:sz="4"/>
+              <w:bottom w:val="single" w:color="999999" w:sz="4"/>
+              <w:right w:val="single" w:color="999999" w:sz="4"/>
+            </w:tcBorders>
+          </w:tcPr>
+          <w:p>
+            <w:r>
+              <w:t>Achievement*</w:t>
+            </w:r>
+          </w:p>
+        </w:tc>
+        <w:tc>
+          <w:tcPr>
             <w:tcW w:type="pct" w:w="32%"/>
             <w:tcBorders>
               <w:top w:val="single" w:color="999999" w:sz="4"/>
@@ -2913,6 +2998,22 @@
         </w:tc>
         <w:tc>
           <w:tcPr>
+            <w:tcW w:type="pct" w:w="12%"/>
+            <w:tcBorders>
+              <w:top w:val="single" w:color="999999" w:sz="4"/>
+              <w:left w:val="single" w:color="999999" w:sz="4"/>
+              <w:bottom w:val="single" w:color="999999" w:sz="4"/>
+              <w:right w:val="single" w:color="999999" w:sz="4"/>
+            </w:tcBorders>
+          </w:tcPr>
+          <w:p>
+            <w:r>
+              <w:t>Commitment</w:t>
+            </w:r>
+          </w:p>
+        </w:tc>
+        <w:tc>
+          <w:tcPr>
             <w:tcW w:type="pct" w:w="32%"/>
             <w:tcBorders>
               <w:top w:val="single" w:color="999999" w:sz="4"/>
@@ -3045,23 +3146,317 @@
         <w:t>10. Abbreviations</w:t>
       </w:r>
     </w:p>
-    <w:p>
-      <w:pPr>
-        <w:spacing w:after="140"/>
-      </w:pPr>
-      <w:r>
-        <w:rPr>
-          <w:sz w:val="22"/>
-          <w:szCs w:val="22"/>
-        </w:rPr>
-        <w:t xml:space="preserve">CAPA — corrective and preventive action
-HRM — Human Resource Management (NABH SHCO chapter 8)
-NABH — National Accreditation Board for Hospitals and Healthcare Providers
-OE — objective element
-ROM — Responsibilities of Management (NABH SHCO chapter 7)
-SHCO — Standards for Small Healthcare Organisations</w:t>
-      </w:r>
-    </w:p>
+    <w:tbl>
+      <w:tblPr>
+        <w:tblW w:type="pct" w:w="100%"/>
+        <w:tblBorders>
+          <w:top w:val="single" w:color="auto" w:sz="4"/>
+          <w:left w:val="single" w:color="auto" w:sz="4"/>
+          <w:bottom w:val="single" w:color="auto" w:sz="4"/>
+          <w:right w:val="single" w:color="auto" w:sz="4"/>
+          <w:insideH w:val="single" w:color="auto" w:sz="4"/>
+          <w:insideV w:val="single" w:color="auto" w:sz="4"/>
+        </w:tblBorders>
+      </w:tblPr>
+      <w:tblGrid>
+        <w:gridCol w:w="100"/>
+        <w:gridCol w:w="100"/>
+      </w:tblGrid>
+      <w:tr>
+        <w:tc>
+          <w:tcPr>
+            <w:tcW w:type="pct" w:w="22%"/>
+            <w:tcBorders>
+              <w:top w:val="single" w:color="999999" w:sz="4"/>
+              <w:left w:val="single" w:color="999999" w:sz="4"/>
+              <w:bottom w:val="single" w:color="999999" w:sz="4"/>
+              <w:right w:val="single" w:color="999999" w:sz="4"/>
+            </w:tcBorders>
+            <w:shd w:fill="E8E8E8" w:val="clear"/>
+          </w:tcPr>
+          <w:p>
+            <w:r>
+              <w:rPr>
+                <w:b/>
+              </w:rPr>
+              <w:t>Abbreviation</w:t>
+            </w:r>
+          </w:p>
+        </w:tc>
+        <w:tc>
+          <w:tcPr>
+            <w:tcW w:type="pct" w:w="22%"/>
+            <w:tcBorders>
+              <w:top w:val="single" w:color="999999" w:sz="4"/>
+              <w:left w:val="single" w:color="999999" w:sz="4"/>
+              <w:bottom w:val="single" w:color="999999" w:sz="4"/>
+              <w:right w:val="single" w:color="999999" w:sz="4"/>
+            </w:tcBorders>
+            <w:shd w:fill="E8E8E8" w:val="clear"/>
+          </w:tcPr>
+          <w:p>
+            <w:r>
+              <w:rPr>
+                <w:b/>
+              </w:rPr>
+              <w:t>Meaning</w:t>
+            </w:r>
+          </w:p>
+        </w:tc>
+      </w:tr>
+      <w:tr>
+        <w:tc>
+          <w:tcPr>
+            <w:tcW w:type="pct" w:w="22%"/>
+            <w:tcBorders>
+              <w:top w:val="single" w:color="999999" w:sz="4"/>
+              <w:left w:val="single" w:color="999999" w:sz="4"/>
+              <w:bottom w:val="single" w:color="999999" w:sz="4"/>
+              <w:right w:val="single" w:color="999999" w:sz="4"/>
+            </w:tcBorders>
+            <w:shd w:fill="E8E8E8" w:val="clear"/>
+          </w:tcPr>
+          <w:p>
+            <w:r>
+              <w:rPr>
+                <w:b w:val="0"/>
+              </w:rPr>
+              <w:t>CAPA</w:t>
+            </w:r>
+          </w:p>
+        </w:tc>
+        <w:tc>
+          <w:tcPr>
+            <w:tcW w:type="pct" w:w="22%"/>
+            <w:tcBorders>
+              <w:top w:val="single" w:color="999999" w:sz="4"/>
+              <w:left w:val="single" w:color="999999" w:sz="4"/>
+              <w:bottom w:val="single" w:color="999999" w:sz="4"/>
+              <w:right w:val="single" w:color="999999" w:sz="4"/>
+            </w:tcBorders>
+            <w:shd w:fill="E8E8E8" w:val="clear"/>
+          </w:tcPr>
+          <w:p>
+            <w:r>
+              <w:rPr>
+                <w:b w:val="0"/>
+              </w:rPr>
+              <w:t>corrective and preventive action</w:t>
+            </w:r>
+          </w:p>
+        </w:tc>
+      </w:tr>
+      <w:tr>
+        <w:tc>
+          <w:tcPr>
+            <w:tcW w:type="pct" w:w="22%"/>
+            <w:tcBorders>
+              <w:top w:val="single" w:color="999999" w:sz="4"/>
+              <w:left w:val="single" w:color="999999" w:sz="4"/>
+              <w:bottom w:val="single" w:color="999999" w:sz="4"/>
+              <w:right w:val="single" w:color="999999" w:sz="4"/>
+            </w:tcBorders>
+            <w:shd w:fill="E8E8E8" w:val="clear"/>
+          </w:tcPr>
+          <w:p>
+            <w:r>
+              <w:rPr>
+                <w:b w:val="0"/>
+              </w:rPr>
+              <w:t>HRM</w:t>
+            </w:r>
+          </w:p>
+        </w:tc>
+        <w:tc>
+          <w:tcPr>
+            <w:tcW w:type="pct" w:w="22%"/>
+            <w:tcBorders>
+              <w:top w:val="single" w:color="999999" w:sz="4"/>
+              <w:left w:val="single" w:color="999999" w:sz="4"/>
+              <w:bottom w:val="single" w:color="999999" w:sz="4"/>
+              <w:right w:val="single" w:color="999999" w:sz="4"/>
+            </w:tcBorders>
+            <w:shd w:fill="E8E8E8" w:val="clear"/>
+          </w:tcPr>
+          <w:p>
+            <w:r>
+              <w:rPr>
+                <w:b w:val="0"/>
+              </w:rPr>
+              <w:t>Human Resource Management (NABH SHCO chapter 8)</w:t>
+            </w:r>
+          </w:p>
+        </w:tc>
+      </w:tr>
+      <w:tr>
+        <w:tc>
+          <w:tcPr>
+            <w:tcW w:type="pct" w:w="22%"/>
+            <w:tcBorders>
+              <w:top w:val="single" w:color="999999" w:sz="4"/>
+              <w:left w:val="single" w:color="999999" w:sz="4"/>
+              <w:bottom w:val="single" w:color="999999" w:sz="4"/>
+              <w:right w:val="single" w:color="999999" w:sz="4"/>
+            </w:tcBorders>
+            <w:shd w:fill="E8E8E8" w:val="clear"/>
+          </w:tcPr>
+          <w:p>
+            <w:r>
+              <w:rPr>
+                <w:b w:val="0"/>
+              </w:rPr>
+              <w:t>NABH</w:t>
+            </w:r>
+          </w:p>
+        </w:tc>
+        <w:tc>
+          <w:tcPr>
+            <w:tcW w:type="pct" w:w="22%"/>
+            <w:tcBorders>
+              <w:top w:val="single" w:color="999999" w:sz="4"/>
+              <w:left w:val="single" w:color="999999" w:sz="4"/>
+              <w:bottom w:val="single" w:color="999999" w:sz="4"/>
+              <w:right w:val="single" w:color="999999" w:sz="4"/>
+            </w:tcBorders>
+            <w:shd w:fill="E8E8E8" w:val="clear"/>
+          </w:tcPr>
+          <w:p>
+            <w:r>
+              <w:rPr>
+                <w:b w:val="0"/>
+              </w:rPr>
+              <w:t>National Accreditation Board for Hospitals and Healthcare Providers</w:t>
+            </w:r>
+          </w:p>
+        </w:tc>
+      </w:tr>
+      <w:tr>
+        <w:tc>
+          <w:tcPr>
+            <w:tcW w:type="pct" w:w="22%"/>
+            <w:tcBorders>
+              <w:top w:val="single" w:color="999999" w:sz="4"/>
+              <w:left w:val="single" w:color="999999" w:sz="4"/>
+              <w:bottom w:val="single" w:color="999999" w:sz="4"/>
+              <w:right w:val="single" w:color="999999" w:sz="4"/>
+            </w:tcBorders>
+            <w:shd w:fill="E8E8E8" w:val="clear"/>
+          </w:tcPr>
+          <w:p>
+            <w:r>
+              <w:rPr>
+                <w:b w:val="0"/>
+              </w:rPr>
+              <w:t>OE</w:t>
+            </w:r>
+          </w:p>
+        </w:tc>
+        <w:tc>
+          <w:tcPr>
+            <w:tcW w:type="pct" w:w="22%"/>
+            <w:tcBorders>
+              <w:top w:val="single" w:color="999999" w:sz="4"/>
+              <w:left w:val="single" w:color="999999" w:sz="4"/>
+              <w:bottom w:val="single" w:color="999999" w:sz="4"/>
+              <w:right w:val="single" w:color="999999" w:sz="4"/>
+            </w:tcBorders>
+            <w:shd w:fill="E8E8E8" w:val="clear"/>
+          </w:tcPr>
+          <w:p>
+            <w:r>
+              <w:rPr>
+                <w:b w:val="0"/>
+              </w:rPr>
+              <w:t>objective element</w:t>
+            </w:r>
+          </w:p>
+        </w:tc>
+      </w:tr>
+      <w:tr>
+        <w:tc>
+          <w:tcPr>
+            <w:tcW w:type="pct" w:w="22%"/>
+            <w:tcBorders>
+              <w:top w:val="single" w:color="999999" w:sz="4"/>
+              <w:left w:val="single" w:color="999999" w:sz="4"/>
+              <w:bottom w:val="single" w:color="999999" w:sz="4"/>
+              <w:right w:val="single" w:color="999999" w:sz="4"/>
+            </w:tcBorders>
+            <w:shd w:fill="E8E8E8" w:val="clear"/>
+          </w:tcPr>
+          <w:p>
+            <w:r>
+              <w:rPr>
+                <w:b w:val="0"/>
+              </w:rPr>
+              <w:t>ROM</w:t>
+            </w:r>
+          </w:p>
+        </w:tc>
+        <w:tc>
+          <w:tcPr>
+            <w:tcW w:type="pct" w:w="22%"/>
+            <w:tcBorders>
+              <w:top w:val="single" w:color="999999" w:sz="4"/>
+              <w:left w:val="single" w:color="999999" w:sz="4"/>
+              <w:bottom w:val="single" w:color="999999" w:sz="4"/>
+              <w:right w:val="single" w:color="999999" w:sz="4"/>
+            </w:tcBorders>
+            <w:shd w:fill="E8E8E8" w:val="clear"/>
+          </w:tcPr>
+          <w:p>
+            <w:r>
+              <w:rPr>
+                <w:b w:val="0"/>
+              </w:rPr>
+              <w:t>Responsibilities of Management (NABH SHCO chapter 7)</w:t>
+            </w:r>
+          </w:p>
+        </w:tc>
+      </w:tr>
+      <w:tr>
+        <w:tc>
+          <w:tcPr>
+            <w:tcW w:type="pct" w:w="22%"/>
+            <w:tcBorders>
+              <w:top w:val="single" w:color="999999" w:sz="4"/>
+              <w:left w:val="single" w:color="999999" w:sz="4"/>
+              <w:bottom w:val="single" w:color="999999" w:sz="4"/>
+              <w:right w:val="single" w:color="999999" w:sz="4"/>
+            </w:tcBorders>
+            <w:shd w:fill="E8E8E8" w:val="clear"/>
+          </w:tcPr>
+          <w:p>
+            <w:r>
+              <w:rPr>
+                <w:b w:val="0"/>
+              </w:rPr>
+              <w:t>SHCO</w:t>
+            </w:r>
+          </w:p>
+        </w:tc>
+        <w:tc>
+          <w:tcPr>
+            <w:tcW w:type="pct" w:w="22%"/>
+            <w:tcBorders>
+              <w:top w:val="single" w:color="999999" w:sz="4"/>
+              <w:left w:val="single" w:color="999999" w:sz="4"/>
+              <w:bottom w:val="single" w:color="999999" w:sz="4"/>
+              <w:right w:val="single" w:color="999999" w:sz="4"/>
+            </w:tcBorders>
+            <w:shd w:fill="E8E8E8" w:val="clear"/>
+          </w:tcPr>
+          <w:p>
+            <w:r>
+              <w:rPr>
+                <w:b w:val="0"/>
+              </w:rPr>
+              <w:t>Standards for Small Healthcare Organisations</w:t>
+            </w:r>
+          </w:p>
+        </w:tc>
+      </w:tr>
+    </w:tbl>
     <w:p>
       <w:pPr>
         <w:pStyle w:val="Heading1"/>

--- a/policies/build/masters/ROM.3_v2_master.docx
+++ b/policies/build/masters/ROM.3_v2_master.docx
@@ -682,30 +682,6 @@
     </w:p>
     <w:p>
       <w:pPr>
-        <w:spacing w:after="140"/>
-      </w:pPr>
-      <w:r>
-        <w:rPr>
-          <w:sz w:val="22"/>
-          <w:szCs w:val="22"/>
-        </w:rPr>
-        <w:t xml:space="preserve">The chapter intent is that the responsibilities of management are defined. The responsibilities of the leaders at all levels are defined.</w:t>
-      </w:r>
-    </w:p>
-    <w:p>
-      <w:pPr>
-        <w:spacing w:after="140"/>
-      </w:pPr>
-      <w:r>
-        <w:rPr>
-          <w:sz w:val="22"/>
-          <w:szCs w:val="22"/>
-        </w:rPr>
-        <w:t xml:space="preserve">Words marked «like this» are defaults a small hospital can keep. A blank marked «________» has no sensible default. Fill it in before this document is signed.</w:t>
-      </w:r>
-    </w:p>
-    <w:p>
-      <w:pPr>
         <w:pStyle w:val="Heading1"/>
         <w:spacing w:after="120" w:before="280"/>
       </w:pPr>
@@ -735,86 +711,6 @@
           <w:szCs w:val="22"/>
         </w:rPr>
         <w:t xml:space="preserve">It covers the five elements ROM.3.a–e name. It does not cover governance roles and mission (ROM.1), leader qualifications and performance (ROM.2), or risk management and outsourced services (ROM.4).</w:t>
-      </w:r>
-    </w:p>
-    <w:p>
-      <w:pPr>
-        <w:spacing w:after="140"/>
-      </w:pPr>
-      <w:r>
-        <w:rPr>
-          <w:sz w:val="22"/>
-          <w:szCs w:val="22"/>
-        </w:rPr>
-        <w:t xml:space="preserve">Boundaries with other policies of «Hospital Name»:</w:t>
-      </w:r>
-    </w:p>
-    <w:p>
-      <w:pPr>
-        <w:pStyle w:val="ListParagraph"/>
-        <w:numPr>
-          <w:ilvl w:val="0"/>
-          <w:numId w:val="1"/>
-        </w:numPr>
-        <w:spacing w:after="60"/>
-      </w:pPr>
-      <w:r>
-        <w:rPr>
-          <w:sz w:val="22"/>
-          <w:szCs w:val="22"/>
-        </w:rPr>
-        <w:t xml:space="preserve">ROM.1 owns governance roles, vision, mission, values and mission-level performance monitoring. This policy owns operational plans, budgets and the service-standard documents.</w:t>
-      </w:r>
-    </w:p>
-    <w:p>
-      <w:pPr>
-        <w:pStyle w:val="ListParagraph"/>
-        <w:numPr>
-          <w:ilvl w:val="0"/>
-          <w:numId w:val="1"/>
-        </w:numPr>
-        <w:spacing w:after="60"/>
-      </w:pPr>
-      <w:r>
-        <w:rPr>
-          <w:sz w:val="22"/>
-          <w:szCs w:val="22"/>
-        </w:rPr>
-        <w:t xml:space="preserve">ROM.2 owns the leader's qualifications, experience and performance review. This policy owns committee review and staff rights documentation.</w:t>
-      </w:r>
-    </w:p>
-    <w:p>
-      <w:pPr>
-        <w:pStyle w:val="ListParagraph"/>
-        <w:numPr>
-          <w:ilvl w:val="0"/>
-          <w:numId w:val="1"/>
-        </w:numPr>
-        <w:spacing w:after="60"/>
-      </w:pPr>
-      <w:r>
-        <w:rPr>
-          <w:sz w:val="22"/>
-          <w:szCs w:val="22"/>
-        </w:rPr>
-        <w:t xml:space="preserve">ROM.4 owns risk management and outsourced services. This policy owns strategic planning within which risk management sits.</w:t>
-      </w:r>
-    </w:p>
-    <w:p>
-      <w:pPr>
-        <w:pStyle w:val="ListParagraph"/>
-        <w:numPr>
-          <w:ilvl w:val="0"/>
-          <w:numId w:val="1"/>
-        </w:numPr>
-        <w:spacing w:after="60"/>
-      </w:pPr>
-      <w:r>
-        <w:rPr>
-          <w:sz w:val="22"/>
-          <w:szCs w:val="22"/>
-        </w:rPr>
-        <w:t xml:space="preserve">HRM owns detailed staff management. This policy owns the documented statement of staff rights and responsibilities.</w:t>
       </w:r>
     </w:p>
     <w:p>

--- a/policies/build/masters/ROM.3_v2_master.docx
+++ b/policies/build/masters/ROM.3_v2_master.docx
@@ -2312,6 +2312,406 @@
         <w:t xml:space="preserve">The Nursing Superintendent holds signed acknowledgements with the induction record.</w:t>
       </w:r>
     </w:p>
+    <w:p>
+      <w:pPr>
+        <w:pStyle w:val="Heading1"/>
+        <w:spacing w:after="120" w:before="280"/>
+      </w:pPr>
+      <w:r>
+        <w:t>9. Distribution</w:t>
+      </w:r>
+    </w:p>
+    <w:p>
+      <w:pPr>
+        <w:spacing w:after="140"/>
+      </w:pPr>
+      <w:r>
+        <w:rPr>
+          <w:sz w:val="22"/>
+          <w:szCs w:val="22"/>
+        </w:rPr>
+        <w:t xml:space="preserve">Official master copy: office of the Medical Superintendent, «Hospital Name», with the Quality Coordinator.</w:t>
+      </w:r>
+    </w:p>
+    <w:p>
+      <w:pPr>
+        <w:spacing w:after="140"/>
+      </w:pPr>
+      <w:r>
+        <w:rPr>
+          <w:sz w:val="22"/>
+          <w:szCs w:val="22"/>
+        </w:rPr>
+        <w:t xml:space="preserve">Copies issued to: governing body members; department and service heads; committee chairpersons; nursing administration; quality office.</w:t>
+      </w:r>
+    </w:p>
+    <w:p>
+      <w:pPr>
+        <w:spacing w:after="140"/>
+      </w:pPr>
+      <w:r>
+        <w:rPr>
+          <w:sz w:val="22"/>
+          <w:szCs w:val="22"/>
+        </w:rPr>
+        <w:t xml:space="preserve">The current version is available to all staff at the «front-office policy file» and, if the hospital keeps an intranet, at «staff intranet / policies».</w:t>
+      </w:r>
+    </w:p>
+    <w:p>
+      <w:pPr>
+        <w:spacing w:after="140"/>
+      </w:pPr>
+      <w:r>
+        <w:rPr>
+          <w:sz w:val="22"/>
+          <w:szCs w:val="22"/>
+        </w:rPr>
+        <w:t xml:space="preserve">When a new version is issued, take old copies out of use.</w:t>
+      </w:r>
+    </w:p>
+    <w:p>
+      <w:pPr>
+        <w:pStyle w:val="Heading1"/>
+        <w:spacing w:after="120" w:before="280"/>
+      </w:pPr>
+      <w:r>
+        <w:t>10. Abbreviations</w:t>
+      </w:r>
+    </w:p>
+    <w:tbl>
+      <w:tblPr>
+        <w:tblW w:type="pct" w:w="100%"/>
+        <w:tblBorders>
+          <w:top w:val="single" w:color="auto" w:sz="4"/>
+          <w:left w:val="single" w:color="auto" w:sz="4"/>
+          <w:bottom w:val="single" w:color="auto" w:sz="4"/>
+          <w:right w:val="single" w:color="auto" w:sz="4"/>
+          <w:insideH w:val="single" w:color="auto" w:sz="4"/>
+          <w:insideV w:val="single" w:color="auto" w:sz="4"/>
+        </w:tblBorders>
+      </w:tblPr>
+      <w:tblGrid>
+        <w:gridCol w:w="100"/>
+        <w:gridCol w:w="100"/>
+      </w:tblGrid>
+      <w:tr>
+        <w:tc>
+          <w:tcPr>
+            <w:tcW w:type="pct" w:w="22%"/>
+            <w:tcBorders>
+              <w:top w:val="single" w:color="999999" w:sz="4"/>
+              <w:left w:val="single" w:color="999999" w:sz="4"/>
+              <w:bottom w:val="single" w:color="999999" w:sz="4"/>
+              <w:right w:val="single" w:color="999999" w:sz="4"/>
+            </w:tcBorders>
+            <w:shd w:fill="E8E8E8" w:val="clear"/>
+          </w:tcPr>
+          <w:p>
+            <w:r>
+              <w:rPr>
+                <w:b/>
+              </w:rPr>
+              <w:t>Abbreviation</w:t>
+            </w:r>
+          </w:p>
+        </w:tc>
+        <w:tc>
+          <w:tcPr>
+            <w:tcW w:type="pct" w:w="22%"/>
+            <w:tcBorders>
+              <w:top w:val="single" w:color="999999" w:sz="4"/>
+              <w:left w:val="single" w:color="999999" w:sz="4"/>
+              <w:bottom w:val="single" w:color="999999" w:sz="4"/>
+              <w:right w:val="single" w:color="999999" w:sz="4"/>
+            </w:tcBorders>
+            <w:shd w:fill="E8E8E8" w:val="clear"/>
+          </w:tcPr>
+          <w:p>
+            <w:r>
+              <w:rPr>
+                <w:b/>
+              </w:rPr>
+              <w:t>Meaning</w:t>
+            </w:r>
+          </w:p>
+        </w:tc>
+      </w:tr>
+      <w:tr>
+        <w:tc>
+          <w:tcPr>
+            <w:tcW w:type="pct" w:w="22%"/>
+            <w:tcBorders>
+              <w:top w:val="single" w:color="999999" w:sz="4"/>
+              <w:left w:val="single" w:color="999999" w:sz="4"/>
+              <w:bottom w:val="single" w:color="999999" w:sz="4"/>
+              <w:right w:val="single" w:color="999999" w:sz="4"/>
+            </w:tcBorders>
+            <w:shd w:fill="E8E8E8" w:val="clear"/>
+          </w:tcPr>
+          <w:p>
+            <w:r>
+              <w:rPr>
+                <w:b w:val="0"/>
+              </w:rPr>
+              <w:t>CAPA</w:t>
+            </w:r>
+          </w:p>
+        </w:tc>
+        <w:tc>
+          <w:tcPr>
+            <w:tcW w:type="pct" w:w="22%"/>
+            <w:tcBorders>
+              <w:top w:val="single" w:color="999999" w:sz="4"/>
+              <w:left w:val="single" w:color="999999" w:sz="4"/>
+              <w:bottom w:val="single" w:color="999999" w:sz="4"/>
+              <w:right w:val="single" w:color="999999" w:sz="4"/>
+            </w:tcBorders>
+            <w:shd w:fill="E8E8E8" w:val="clear"/>
+          </w:tcPr>
+          <w:p>
+            <w:r>
+              <w:rPr>
+                <w:b w:val="0"/>
+              </w:rPr>
+              <w:t>corrective and preventive action</w:t>
+            </w:r>
+          </w:p>
+        </w:tc>
+      </w:tr>
+      <w:tr>
+        <w:tc>
+          <w:tcPr>
+            <w:tcW w:type="pct" w:w="22%"/>
+            <w:tcBorders>
+              <w:top w:val="single" w:color="999999" w:sz="4"/>
+              <w:left w:val="single" w:color="999999" w:sz="4"/>
+              <w:bottom w:val="single" w:color="999999" w:sz="4"/>
+              <w:right w:val="single" w:color="999999" w:sz="4"/>
+            </w:tcBorders>
+            <w:shd w:fill="E8E8E8" w:val="clear"/>
+          </w:tcPr>
+          <w:p>
+            <w:r>
+              <w:rPr>
+                <w:b w:val="0"/>
+              </w:rPr>
+              <w:t>HRM</w:t>
+            </w:r>
+          </w:p>
+        </w:tc>
+        <w:tc>
+          <w:tcPr>
+            <w:tcW w:type="pct" w:w="22%"/>
+            <w:tcBorders>
+              <w:top w:val="single" w:color="999999" w:sz="4"/>
+              <w:left w:val="single" w:color="999999" w:sz="4"/>
+              <w:bottom w:val="single" w:color="999999" w:sz="4"/>
+              <w:right w:val="single" w:color="999999" w:sz="4"/>
+            </w:tcBorders>
+            <w:shd w:fill="E8E8E8" w:val="clear"/>
+          </w:tcPr>
+          <w:p>
+            <w:r>
+              <w:rPr>
+                <w:b w:val="0"/>
+              </w:rPr>
+              <w:t>Human Resource Management (NABH SHCO chapter 8)</w:t>
+            </w:r>
+          </w:p>
+        </w:tc>
+      </w:tr>
+      <w:tr>
+        <w:tc>
+          <w:tcPr>
+            <w:tcW w:type="pct" w:w="22%"/>
+            <w:tcBorders>
+              <w:top w:val="single" w:color="999999" w:sz="4"/>
+              <w:left w:val="single" w:color="999999" w:sz="4"/>
+              <w:bottom w:val="single" w:color="999999" w:sz="4"/>
+              <w:right w:val="single" w:color="999999" w:sz="4"/>
+            </w:tcBorders>
+            <w:shd w:fill="E8E8E8" w:val="clear"/>
+          </w:tcPr>
+          <w:p>
+            <w:r>
+              <w:rPr>
+                <w:b w:val="0"/>
+              </w:rPr>
+              <w:t>NABH</w:t>
+            </w:r>
+          </w:p>
+        </w:tc>
+        <w:tc>
+          <w:tcPr>
+            <w:tcW w:type="pct" w:w="22%"/>
+            <w:tcBorders>
+              <w:top w:val="single" w:color="999999" w:sz="4"/>
+              <w:left w:val="single" w:color="999999" w:sz="4"/>
+              <w:bottom w:val="single" w:color="999999" w:sz="4"/>
+              <w:right w:val="single" w:color="999999" w:sz="4"/>
+            </w:tcBorders>
+            <w:shd w:fill="E8E8E8" w:val="clear"/>
+          </w:tcPr>
+          <w:p>
+            <w:r>
+              <w:rPr>
+                <w:b w:val="0"/>
+              </w:rPr>
+              <w:t>National Accreditation Board for Hospitals and Healthcare Providers</w:t>
+            </w:r>
+          </w:p>
+        </w:tc>
+      </w:tr>
+      <w:tr>
+        <w:tc>
+          <w:tcPr>
+            <w:tcW w:type="pct" w:w="22%"/>
+            <w:tcBorders>
+              <w:top w:val="single" w:color="999999" w:sz="4"/>
+              <w:left w:val="single" w:color="999999" w:sz="4"/>
+              <w:bottom w:val="single" w:color="999999" w:sz="4"/>
+              <w:right w:val="single" w:color="999999" w:sz="4"/>
+            </w:tcBorders>
+            <w:shd w:fill="E8E8E8" w:val="clear"/>
+          </w:tcPr>
+          <w:p>
+            <w:r>
+              <w:rPr>
+                <w:b w:val="0"/>
+              </w:rPr>
+              <w:t>OE</w:t>
+            </w:r>
+          </w:p>
+        </w:tc>
+        <w:tc>
+          <w:tcPr>
+            <w:tcW w:type="pct" w:w="22%"/>
+            <w:tcBorders>
+              <w:top w:val="single" w:color="999999" w:sz="4"/>
+              <w:left w:val="single" w:color="999999" w:sz="4"/>
+              <w:bottom w:val="single" w:color="999999" w:sz="4"/>
+              <w:right w:val="single" w:color="999999" w:sz="4"/>
+            </w:tcBorders>
+            <w:shd w:fill="E8E8E8" w:val="clear"/>
+          </w:tcPr>
+          <w:p>
+            <w:r>
+              <w:rPr>
+                <w:b w:val="0"/>
+              </w:rPr>
+              <w:t>objective element</w:t>
+            </w:r>
+          </w:p>
+        </w:tc>
+      </w:tr>
+      <w:tr>
+        <w:tc>
+          <w:tcPr>
+            <w:tcW w:type="pct" w:w="22%"/>
+            <w:tcBorders>
+              <w:top w:val="single" w:color="999999" w:sz="4"/>
+              <w:left w:val="single" w:color="999999" w:sz="4"/>
+              <w:bottom w:val="single" w:color="999999" w:sz="4"/>
+              <w:right w:val="single" w:color="999999" w:sz="4"/>
+            </w:tcBorders>
+            <w:shd w:fill="E8E8E8" w:val="clear"/>
+          </w:tcPr>
+          <w:p>
+            <w:r>
+              <w:rPr>
+                <w:b w:val="0"/>
+              </w:rPr>
+              <w:t>ROM</w:t>
+            </w:r>
+          </w:p>
+        </w:tc>
+        <w:tc>
+          <w:tcPr>
+            <w:tcW w:type="pct" w:w="22%"/>
+            <w:tcBorders>
+              <w:top w:val="single" w:color="999999" w:sz="4"/>
+              <w:left w:val="single" w:color="999999" w:sz="4"/>
+              <w:bottom w:val="single" w:color="999999" w:sz="4"/>
+              <w:right w:val="single" w:color="999999" w:sz="4"/>
+            </w:tcBorders>
+            <w:shd w:fill="E8E8E8" w:val="clear"/>
+          </w:tcPr>
+          <w:p>
+            <w:r>
+              <w:rPr>
+                <w:b w:val="0"/>
+              </w:rPr>
+              <w:t>Responsibilities of Management (NABH SHCO chapter 7)</w:t>
+            </w:r>
+          </w:p>
+        </w:tc>
+      </w:tr>
+      <w:tr>
+        <w:tc>
+          <w:tcPr>
+            <w:tcW w:type="pct" w:w="22%"/>
+            <w:tcBorders>
+              <w:top w:val="single" w:color="999999" w:sz="4"/>
+              <w:left w:val="single" w:color="999999" w:sz="4"/>
+              <w:bottom w:val="single" w:color="999999" w:sz="4"/>
+              <w:right w:val="single" w:color="999999" w:sz="4"/>
+            </w:tcBorders>
+            <w:shd w:fill="E8E8E8" w:val="clear"/>
+          </w:tcPr>
+          <w:p>
+            <w:r>
+              <w:rPr>
+                <w:b w:val="0"/>
+              </w:rPr>
+              <w:t>SHCO</w:t>
+            </w:r>
+          </w:p>
+        </w:tc>
+        <w:tc>
+          <w:tcPr>
+            <w:tcW w:type="pct" w:w="22%"/>
+            <w:tcBorders>
+              <w:top w:val="single" w:color="999999" w:sz="4"/>
+              <w:left w:val="single" w:color="999999" w:sz="4"/>
+              <w:bottom w:val="single" w:color="999999" w:sz="4"/>
+              <w:right w:val="single" w:color="999999" w:sz="4"/>
+            </w:tcBorders>
+            <w:shd w:fill="E8E8E8" w:val="clear"/>
+          </w:tcPr>
+          <w:p>
+            <w:r>
+              <w:rPr>
+                <w:b w:val="0"/>
+              </w:rPr>
+              <w:t>Standards for Small Healthcare Organisations</w:t>
+            </w:r>
+          </w:p>
+        </w:tc>
+      </w:tr>
+    </w:tbl>
+    <w:p>
+      <w:pPr>
+        <w:pStyle w:val="Heading1"/>
+        <w:spacing w:after="120" w:before="280"/>
+      </w:pPr>
+      <w:r>
+        <w:t>11. Traceability to NABH SHCO 3rd Edition ROM.3</w:t>
+      </w:r>
+    </w:p>
+    <w:p>
+      <w:pPr>
+        <w:spacing w:after="120"/>
+      </w:pPr>
+      <w:r>
+        <w:rPr>
+          <w:i/>
+          <w:iCs/>
+          <w:sz w:val="20"/>
+          <w:szCs w:val="20"/>
+        </w:rPr>
+        <w:t xml:space="preserve">This table is an index. It is not how the policy is organised.</w:t>
+      </w:r>
+    </w:p>
     <w:tbl>
       <w:tblPr>
         <w:tblW w:type="pct" w:w="100%"/>
@@ -2976,406 +3376,6 @@
         </w:tc>
       </w:tr>
     </w:tbl>
-    <w:p>
-      <w:pPr>
-        <w:pStyle w:val="Heading1"/>
-        <w:spacing w:after="120" w:before="280"/>
-      </w:pPr>
-      <w:r>
-        <w:t>9. Distribution</w:t>
-      </w:r>
-    </w:p>
-    <w:p>
-      <w:pPr>
-        <w:spacing w:after="140"/>
-      </w:pPr>
-      <w:r>
-        <w:rPr>
-          <w:sz w:val="22"/>
-          <w:szCs w:val="22"/>
-        </w:rPr>
-        <w:t xml:space="preserve">Official master copy: office of the Medical Superintendent, «Hospital Name», with the Quality Coordinator.</w:t>
-      </w:r>
-    </w:p>
-    <w:p>
-      <w:pPr>
-        <w:spacing w:after="140"/>
-      </w:pPr>
-      <w:r>
-        <w:rPr>
-          <w:sz w:val="22"/>
-          <w:szCs w:val="22"/>
-        </w:rPr>
-        <w:t xml:space="preserve">Copies issued to: governing body members; department and service heads; committee chairpersons; nursing administration; quality office.</w:t>
-      </w:r>
-    </w:p>
-    <w:p>
-      <w:pPr>
-        <w:spacing w:after="140"/>
-      </w:pPr>
-      <w:r>
-        <w:rPr>
-          <w:sz w:val="22"/>
-          <w:szCs w:val="22"/>
-        </w:rPr>
-        <w:t xml:space="preserve">The current version is available to all staff at the «front-office policy file» and, if the hospital keeps an intranet, at «staff intranet / policies».</w:t>
-      </w:r>
-    </w:p>
-    <w:p>
-      <w:pPr>
-        <w:spacing w:after="140"/>
-      </w:pPr>
-      <w:r>
-        <w:rPr>
-          <w:sz w:val="22"/>
-          <w:szCs w:val="22"/>
-        </w:rPr>
-        <w:t xml:space="preserve">When a new version is issued, take old copies out of use.</w:t>
-      </w:r>
-    </w:p>
-    <w:p>
-      <w:pPr>
-        <w:pStyle w:val="Heading1"/>
-        <w:spacing w:after="120" w:before="280"/>
-      </w:pPr>
-      <w:r>
-        <w:t>10. Abbreviations</w:t>
-      </w:r>
-    </w:p>
-    <w:tbl>
-      <w:tblPr>
-        <w:tblW w:type="pct" w:w="100%"/>
-        <w:tblBorders>
-          <w:top w:val="single" w:color="auto" w:sz="4"/>
-          <w:left w:val="single" w:color="auto" w:sz="4"/>
-          <w:bottom w:val="single" w:color="auto" w:sz="4"/>
-          <w:right w:val="single" w:color="auto" w:sz="4"/>
-          <w:insideH w:val="single" w:color="auto" w:sz="4"/>
-          <w:insideV w:val="single" w:color="auto" w:sz="4"/>
-        </w:tblBorders>
-      </w:tblPr>
-      <w:tblGrid>
-        <w:gridCol w:w="100"/>
-        <w:gridCol w:w="100"/>
-      </w:tblGrid>
-      <w:tr>
-        <w:tc>
-          <w:tcPr>
-            <w:tcW w:type="pct" w:w="22%"/>
-            <w:tcBorders>
-              <w:top w:val="single" w:color="999999" w:sz="4"/>
-              <w:left w:val="single" w:color="999999" w:sz="4"/>
-              <w:bottom w:val="single" w:color="999999" w:sz="4"/>
-              <w:right w:val="single" w:color="999999" w:sz="4"/>
-            </w:tcBorders>
-            <w:shd w:fill="E8E8E8" w:val="clear"/>
-          </w:tcPr>
-          <w:p>
-            <w:r>
-              <w:rPr>
-                <w:b/>
-              </w:rPr>
-              <w:t>Abbreviation</w:t>
-            </w:r>
-          </w:p>
-        </w:tc>
-        <w:tc>
-          <w:tcPr>
-            <w:tcW w:type="pct" w:w="22%"/>
-            <w:tcBorders>
-              <w:top w:val="single" w:color="999999" w:sz="4"/>
-              <w:left w:val="single" w:color="999999" w:sz="4"/>
-              <w:bottom w:val="single" w:color="999999" w:sz="4"/>
-              <w:right w:val="single" w:color="999999" w:sz="4"/>
-            </w:tcBorders>
-            <w:shd w:fill="E8E8E8" w:val="clear"/>
-          </w:tcPr>
-          <w:p>
-            <w:r>
-              <w:rPr>
-                <w:b/>
-              </w:rPr>
-              <w:t>Meaning</w:t>
-            </w:r>
-          </w:p>
-        </w:tc>
-      </w:tr>
-      <w:tr>
-        <w:tc>
-          <w:tcPr>
-            <w:tcW w:type="pct" w:w="22%"/>
-            <w:tcBorders>
-              <w:top w:val="single" w:color="999999" w:sz="4"/>
-              <w:left w:val="single" w:color="999999" w:sz="4"/>
-              <w:bottom w:val="single" w:color="999999" w:sz="4"/>
-              <w:right w:val="single" w:color="999999" w:sz="4"/>
-            </w:tcBorders>
-            <w:shd w:fill="E8E8E8" w:val="clear"/>
-          </w:tcPr>
-          <w:p>
-            <w:r>
-              <w:rPr>
-                <w:b w:val="0"/>
-              </w:rPr>
-              <w:t>CAPA</w:t>
-            </w:r>
-          </w:p>
-        </w:tc>
-        <w:tc>
-          <w:tcPr>
-            <w:tcW w:type="pct" w:w="22%"/>
-            <w:tcBorders>
-              <w:top w:val="single" w:color="999999" w:sz="4"/>
-              <w:left w:val="single" w:color="999999" w:sz="4"/>
-              <w:bottom w:val="single" w:color="999999" w:sz="4"/>
-              <w:right w:val="single" w:color="999999" w:sz="4"/>
-            </w:tcBorders>
-            <w:shd w:fill="E8E8E8" w:val="clear"/>
-          </w:tcPr>
-          <w:p>
-            <w:r>
-              <w:rPr>
-                <w:b w:val="0"/>
-              </w:rPr>
-              <w:t>corrective and preventive action</w:t>
-            </w:r>
-          </w:p>
-        </w:tc>
-      </w:tr>
-      <w:tr>
-        <w:tc>
-          <w:tcPr>
-            <w:tcW w:type="pct" w:w="22%"/>
-            <w:tcBorders>
-              <w:top w:val="single" w:color="999999" w:sz="4"/>
-              <w:left w:val="single" w:color="999999" w:sz="4"/>
-              <w:bottom w:val="single" w:color="999999" w:sz="4"/>
-              <w:right w:val="single" w:color="999999" w:sz="4"/>
-            </w:tcBorders>
-            <w:shd w:fill="E8E8E8" w:val="clear"/>
-          </w:tcPr>
-          <w:p>
-            <w:r>
-              <w:rPr>
-                <w:b w:val="0"/>
-              </w:rPr>
-              <w:t>HRM</w:t>
-            </w:r>
-          </w:p>
-        </w:tc>
-        <w:tc>
-          <w:tcPr>
-            <w:tcW w:type="pct" w:w="22%"/>
-            <w:tcBorders>
-              <w:top w:val="single" w:color="999999" w:sz="4"/>
-              <w:left w:val="single" w:color="999999" w:sz="4"/>
-              <w:bottom w:val="single" w:color="999999" w:sz="4"/>
-              <w:right w:val="single" w:color="999999" w:sz="4"/>
-            </w:tcBorders>
-            <w:shd w:fill="E8E8E8" w:val="clear"/>
-          </w:tcPr>
-          <w:p>
-            <w:r>
-              <w:rPr>
-                <w:b w:val="0"/>
-              </w:rPr>
-              <w:t>Human Resource Management (NABH SHCO chapter 8)</w:t>
-            </w:r>
-          </w:p>
-        </w:tc>
-      </w:tr>
-      <w:tr>
-        <w:tc>
-          <w:tcPr>
-            <w:tcW w:type="pct" w:w="22%"/>
-            <w:tcBorders>
-              <w:top w:val="single" w:color="999999" w:sz="4"/>
-              <w:left w:val="single" w:color="999999" w:sz="4"/>
-              <w:bottom w:val="single" w:color="999999" w:sz="4"/>
-              <w:right w:val="single" w:color="999999" w:sz="4"/>
-            </w:tcBorders>
-            <w:shd w:fill="E8E8E8" w:val="clear"/>
-          </w:tcPr>
-          <w:p>
-            <w:r>
-              <w:rPr>
-                <w:b w:val="0"/>
-              </w:rPr>
-              <w:t>NABH</w:t>
-            </w:r>
-          </w:p>
-        </w:tc>
-        <w:tc>
-          <w:tcPr>
-            <w:tcW w:type="pct" w:w="22%"/>
-            <w:tcBorders>
-              <w:top w:val="single" w:color="999999" w:sz="4"/>
-              <w:left w:val="single" w:color="999999" w:sz="4"/>
-              <w:bottom w:val="single" w:color="999999" w:sz="4"/>
-              <w:right w:val="single" w:color="999999" w:sz="4"/>
-            </w:tcBorders>
-            <w:shd w:fill="E8E8E8" w:val="clear"/>
-          </w:tcPr>
-          <w:p>
-            <w:r>
-              <w:rPr>
-                <w:b w:val="0"/>
-              </w:rPr>
-              <w:t>National Accreditation Board for Hospitals and Healthcare Providers</w:t>
-            </w:r>
-          </w:p>
-        </w:tc>
-      </w:tr>
-      <w:tr>
-        <w:tc>
-          <w:tcPr>
-            <w:tcW w:type="pct" w:w="22%"/>
-            <w:tcBorders>
-              <w:top w:val="single" w:color="999999" w:sz="4"/>
-              <w:left w:val="single" w:color="999999" w:sz="4"/>
-              <w:bottom w:val="single" w:color="999999" w:sz="4"/>
-              <w:right w:val="single" w:color="999999" w:sz="4"/>
-            </w:tcBorders>
-            <w:shd w:fill="E8E8E8" w:val="clear"/>
-          </w:tcPr>
-          <w:p>
-            <w:r>
-              <w:rPr>
-                <w:b w:val="0"/>
-              </w:rPr>
-              <w:t>OE</w:t>
-            </w:r>
-          </w:p>
-        </w:tc>
-        <w:tc>
-          <w:tcPr>
-            <w:tcW w:type="pct" w:w="22%"/>
-            <w:tcBorders>
-              <w:top w:val="single" w:color="999999" w:sz="4"/>
-              <w:left w:val="single" w:color="999999" w:sz="4"/>
-              <w:bottom w:val="single" w:color="999999" w:sz="4"/>
-              <w:right w:val="single" w:color="999999" w:sz="4"/>
-            </w:tcBorders>
-            <w:shd w:fill="E8E8E8" w:val="clear"/>
-          </w:tcPr>
-          <w:p>
-            <w:r>
-              <w:rPr>
-                <w:b w:val="0"/>
-              </w:rPr>
-              <w:t>objective element</w:t>
-            </w:r>
-          </w:p>
-        </w:tc>
-      </w:tr>
-      <w:tr>
-        <w:tc>
-          <w:tcPr>
-            <w:tcW w:type="pct" w:w="22%"/>
-            <w:tcBorders>
-              <w:top w:val="single" w:color="999999" w:sz="4"/>
-              <w:left w:val="single" w:color="999999" w:sz="4"/>
-              <w:bottom w:val="single" w:color="999999" w:sz="4"/>
-              <w:right w:val="single" w:color="999999" w:sz="4"/>
-            </w:tcBorders>
-            <w:shd w:fill="E8E8E8" w:val="clear"/>
-          </w:tcPr>
-          <w:p>
-            <w:r>
-              <w:rPr>
-                <w:b w:val="0"/>
-              </w:rPr>
-              <w:t>ROM</w:t>
-            </w:r>
-          </w:p>
-        </w:tc>
-        <w:tc>
-          <w:tcPr>
-            <w:tcW w:type="pct" w:w="22%"/>
-            <w:tcBorders>
-              <w:top w:val="single" w:color="999999" w:sz="4"/>
-              <w:left w:val="single" w:color="999999" w:sz="4"/>
-              <w:bottom w:val="single" w:color="999999" w:sz="4"/>
-              <w:right w:val="single" w:color="999999" w:sz="4"/>
-            </w:tcBorders>
-            <w:shd w:fill="E8E8E8" w:val="clear"/>
-          </w:tcPr>
-          <w:p>
-            <w:r>
-              <w:rPr>
-                <w:b w:val="0"/>
-              </w:rPr>
-              <w:t>Responsibilities of Management (NABH SHCO chapter 7)</w:t>
-            </w:r>
-          </w:p>
-        </w:tc>
-      </w:tr>
-      <w:tr>
-        <w:tc>
-          <w:tcPr>
-            <w:tcW w:type="pct" w:w="22%"/>
-            <w:tcBorders>
-              <w:top w:val="single" w:color="999999" w:sz="4"/>
-              <w:left w:val="single" w:color="999999" w:sz="4"/>
-              <w:bottom w:val="single" w:color="999999" w:sz="4"/>
-              <w:right w:val="single" w:color="999999" w:sz="4"/>
-            </w:tcBorders>
-            <w:shd w:fill="E8E8E8" w:val="clear"/>
-          </w:tcPr>
-          <w:p>
-            <w:r>
-              <w:rPr>
-                <w:b w:val="0"/>
-              </w:rPr>
-              <w:t>SHCO</w:t>
-            </w:r>
-          </w:p>
-        </w:tc>
-        <w:tc>
-          <w:tcPr>
-            <w:tcW w:type="pct" w:w="22%"/>
-            <w:tcBorders>
-              <w:top w:val="single" w:color="999999" w:sz="4"/>
-              <w:left w:val="single" w:color="999999" w:sz="4"/>
-              <w:bottom w:val="single" w:color="999999" w:sz="4"/>
-              <w:right w:val="single" w:color="999999" w:sz="4"/>
-            </w:tcBorders>
-            <w:shd w:fill="E8E8E8" w:val="clear"/>
-          </w:tcPr>
-          <w:p>
-            <w:r>
-              <w:rPr>
-                <w:b w:val="0"/>
-              </w:rPr>
-              <w:t>Standards for Small Healthcare Organisations</w:t>
-            </w:r>
-          </w:p>
-        </w:tc>
-      </w:tr>
-    </w:tbl>
-    <w:p>
-      <w:pPr>
-        <w:pStyle w:val="Heading1"/>
-        <w:spacing w:after="120" w:before="280"/>
-      </w:pPr>
-      <w:r>
-        <w:t>11. Traceability to NABH SHCO 3rd Edition ROM.3</w:t>
-      </w:r>
-    </w:p>
-    <w:p>
-      <w:pPr>
-        <w:spacing w:after="120"/>
-      </w:pPr>
-      <w:r>
-        <w:rPr>
-          <w:i/>
-          <w:iCs/>
-          <w:sz w:val="20"/>
-          <w:szCs w:val="20"/>
-        </w:rPr>
-        <w:t xml:space="preserve">This table is an index. It is not how the policy is organised.</w:t>
-      </w:r>
-    </w:p>
     <w:p>
       <w:pPr>
         <w:pStyle w:val="Heading1"/>

--- a/policies/build/masters/ROM.3_v2_master.docx
+++ b/policies/build/masters/ROM.3_v2_master.docx
@@ -703,18 +703,6 @@
     </w:p>
     <w:p>
       <w:pPr>
-        <w:spacing w:after="140"/>
-      </w:pPr>
-      <w:r>
-        <w:rPr>
-          <w:sz w:val="22"/>
-          <w:szCs w:val="22"/>
-        </w:rPr>
-        <w:t xml:space="preserve">It covers the five elements ROM.3.a–e name. It does not cover governance roles and mission (ROM.1), leader qualifications and performance (ROM.2), or risk management and outsourced services (ROM.4).</w:t>
-      </w:r>
-    </w:p>
-    <w:p>
-      <w:pPr>
         <w:pStyle w:val="Heading1"/>
         <w:spacing w:after="120" w:before="280"/>
       </w:pPr>
@@ -947,7 +935,7 @@
           <w:sz w:val="22"/>
           <w:szCs w:val="22"/>
         </w:rPr>
-        <w:t xml:space="preserve">This is distinct from ROM.1.c's mission-level performance monitoring. ROM.3.b monitors operational progress against specific goals and objectives.</w:t>
+        <w:t>This is distinct from mission-level performance monitoring, which is handled elsewhere. This step monitors operational progress against specific goals and objectives.</w:t>
       </w:r>
     </w:p>
     <w:p>
@@ -1082,7 +1070,7 @@
           <w:sz w:val="22"/>
           <w:szCs w:val="22"/>
         </w:rPr>
-        <w:t xml:space="preserve">This is the governance-level document. HRM owns detailed staff policies, grievance procedures and employment terms. ROM.3.e owns the statement that these rights and responsibilities exist as a documented set.</w:t>
+        <w:t>This is the governance-level document. Detailed staff policies, grievance procedures and employment terms sit in the human-resources policies. This step is the statement that these rights and responsibilities exist as a documented set.</w:t>
       </w:r>
     </w:p>
     <w:p>

--- a/policies/build/masters/ROM.3_v2_master.docx
+++ b/policies/build/masters/ROM.3_v2_master.docx
@@ -3727,8 +3727,23 @@
           <w:sz w:val="22"/>
           <w:szCs w:val="22"/>
         </w:rPr>
-        <w:t xml:space="preserve">National Accreditation Board for Hospitals and Healthcare Providers (NABH), Standards for Small Healthcare Organisations, 3rd Edition — Responsibilities of Management chapter, standard ROM.3.</w:t>
-      </w:r>
+      </w:r>
+      <w:r>
+        <w:rPr>
+          <w:sz w:val="22"/>
+        </w:rPr>
+        <w:t xml:space="preserve">National Accreditation Board for Hospitals &amp; Healthcare Providers. (2022). Standards for small healthcare organisations (3rd ed.) — Responsibilities of Management chapter, standard ROM.3. </w:t>
+      </w:r>
+      <w:hyperlink r:id="rId9">
+        <w:r>
+          <w:rPr>
+            <w:rStyle w:val="Hyperlink"/>
+            <w:sz w:val="22"/>
+            <w:szCs w:val="22"/>
+          </w:rPr>
+          <w:t>https://nabh.co/programmes/small-healthcare-organisation-shco-accreditation-programme/</w:t>
+        </w:r>
+      </w:hyperlink>
     </w:p>
     <w:p>
       <w:pPr>
